--- a/legal/Havellin_Independent_Contractor_Agreement_v1.2.docx
+++ b/legal/Havellin_Independent_Contractor_Agreement_v1.2.docx
@@ -3053,348 +3053,6 @@
         <w:t xml:space="preserve">Date ______________________________________________</w:t>
       </w:r>
     </w:p>
-    <w:p>
-      <w:pPr>
-        <w:keepNext/>
-        <w:pageBreakBefore/>
-        <w:pBdr>
-          <w:top w:val="single" w:color="D8CDB8" w:sz="4" w:space="6"/>
-        </w:pBdr>
-        <w:spacing w:after="110" w:before="300"/>
-      </w:pPr>
-      <w:r>
-        <w:rPr>
-          <w:rFonts w:ascii="Cambria" w:cs="Cambria" w:eastAsia="Cambria" w:hAnsi="Cambria"/>
-          <w:color w:val="8A6D3B"/>
-          <w:sz w:val="30"/>
-          <w:szCs w:val="30"/>
-        </w:rPr>
-        <w:t xml:space="preserve">Changes from Version 1.1</w:t>
-      </w:r>
-    </w:p>
-    <w:tbl>
-      <w:tblPr>
-        <w:tblW w:type="dxa" w:w="9360"/>
-        <w:tblBorders>
-          <w:top w:val="single" w:color="auto" w:sz="4"/>
-          <w:left w:val="single" w:color="auto" w:sz="4"/>
-          <w:bottom w:val="single" w:color="auto" w:sz="4"/>
-          <w:right w:val="single" w:color="auto" w:sz="4"/>
-          <w:insideH w:val="single" w:color="auto" w:sz="4"/>
-          <w:insideV w:val="single" w:color="auto" w:sz="4"/>
-        </w:tblBorders>
-      </w:tblPr>
-      <w:tblGrid>
-        <w:gridCol w:w="9360"/>
-      </w:tblGrid>
-      <w:tr>
-        <w:tc>
-          <w:tcPr>
-            <w:tcW w:type="dxa" w:w="9360"/>
-            <w:tcBorders>
-              <w:top w:val="single" w:color="D8CDB8" w:sz="6"/>
-              <w:left w:val="single" w:color="D8CDB8" w:sz="6"/>
-              <w:bottom w:val="single" w:color="D8CDB8" w:sz="6"/>
-              <w:right w:val="single" w:color="D8CDB8" w:sz="6"/>
-            </w:tcBorders>
-            <w:shd w:fill="F7F3EA" w:color="auto" w:val="clear"/>
-            <w:tcMar>
-              <w:top w:type="dxa" w:w="140"/>
-              <w:left w:type="dxa" w:w="200"/>
-              <w:bottom w:type="dxa" w:w="80"/>
-              <w:right w:type="dxa" w:w="200"/>
-            </w:tcMar>
-          </w:tcPr>
-          <w:p>
-            <w:pPr>
-              <w:spacing w:after="90" w:line="264"/>
-              <w:jc w:val="left"/>
-            </w:pPr>
-            <w:r>
-              <w:rPr>
-                <w:rFonts w:ascii="Calibri" w:cs="Calibri" w:eastAsia="Calibri" w:hAnsi="Calibri"/>
-                <w:i/>
-                <w:iCs/>
-                <w:color w:val="1F1F1F"/>
-                <w:sz w:val="21"/>
-                <w:szCs w:val="21"/>
-              </w:rPr>
-              <w:t xml:space="preserve">For counsel and the broker. Version 1.1 was dated October 16, 2026. Every bracketed figure in this version is a limit Havellin has requested from its broker, not a bound one.</w:t>
-            </w:r>
-          </w:p>
-          <w:p>
-            <w:pPr>
-              <w:spacing w:after="70" w:line="264"/>
-              <w:ind w:left="360" w:hanging="360"/>
-              <w:jc w:val="left"/>
-            </w:pPr>
-            <w:r>
-              <w:rPr>
-                <w:rFonts w:ascii="Calibri" w:cs="Calibri" w:eastAsia="Calibri" w:hAnsi="Calibri"/>
-                <w:b/>
-                <w:bCs/>
-                <w:color w:val="1F1F1F"/>
-                <w:sz w:val="21"/>
-                <w:szCs w:val="21"/>
-              </w:rPr>
-              <w:t xml:space="preserve">1.  </w:t>
-            </w:r>
-            <w:r>
-              <w:rPr>
-                <w:rFonts w:ascii="Calibri" w:cs="Calibri" w:eastAsia="Calibri" w:hAnsi="Calibri"/>
-                <w:color w:val="1F1F1F"/>
-                <w:sz w:val="21"/>
-                <w:szCs w:val="21"/>
-              </w:rPr>
-              <w:t xml:space="preserve">Section 3.3 names the Havellin app as the record of work and hours, in half-hour increments.</w:t>
-            </w:r>
-          </w:p>
-          <w:p>
-            <w:pPr>
-              <w:spacing w:after="70" w:line="264"/>
-              <w:ind w:left="360" w:hanging="360"/>
-              <w:jc w:val="left"/>
-            </w:pPr>
-            <w:r>
-              <w:rPr>
-                <w:rFonts w:ascii="Calibri" w:cs="Calibri" w:eastAsia="Calibri" w:hAnsi="Calibri"/>
-                <w:b/>
-                <w:bCs/>
-                <w:color w:val="1F1F1F"/>
-                <w:sz w:val="21"/>
-                <w:szCs w:val="21"/>
-              </w:rPr>
-              <w:t xml:space="preserve">2.  </w:t>
-            </w:r>
-            <w:r>
-              <w:rPr>
-                <w:rFonts w:ascii="Calibri" w:cs="Calibri" w:eastAsia="Calibri" w:hAnsi="Calibri"/>
-                <w:color w:val="1F1F1F"/>
-                <w:sz w:val="21"/>
-                <w:szCs w:val="21"/>
-              </w:rPr>
-              <w:t xml:space="preserve">Section 3.4 is new: same-day incident reporting through the app's Incidents card and the call to Anthony Graziano, the Estate Firearms Protocol incorporated by reference, sign-out on the iPad for anything that leaves a property, and photographs only through the app.</w:t>
-            </w:r>
-          </w:p>
-          <w:p>
-            <w:pPr>
-              <w:spacing w:after="70" w:line="264"/>
-              <w:ind w:left="360" w:hanging="360"/>
-              <w:jc w:val="left"/>
-            </w:pPr>
-            <w:r>
-              <w:rPr>
-                <w:rFonts w:ascii="Calibri" w:cs="Calibri" w:eastAsia="Calibri" w:hAnsi="Calibri"/>
-                <w:b/>
-                <w:bCs/>
-                <w:color w:val="1F1F1F"/>
-                <w:sz w:val="21"/>
-                <w:szCs w:val="21"/>
-              </w:rPr>
-              <w:t xml:space="preserve">3.  </w:t>
-            </w:r>
-            <w:r>
-              <w:rPr>
-                <w:rFonts w:ascii="Calibri" w:cs="Calibri" w:eastAsia="Calibri" w:hAnsi="Calibri"/>
-                <w:color w:val="1F1F1F"/>
-                <w:sz w:val="21"/>
-                <w:szCs w:val="21"/>
-              </w:rPr>
-              <w:t xml:space="preserve">Section 4.5 now points to Section 6.1, so no benefits is stated once.</w:t>
-            </w:r>
-          </w:p>
-          <w:p>
-            <w:pPr>
-              <w:spacing w:after="70" w:line="264"/>
-              <w:ind w:left="360" w:hanging="360"/>
-              <w:jc w:val="left"/>
-            </w:pPr>
-            <w:r>
-              <w:rPr>
-                <w:rFonts w:ascii="Calibri" w:cs="Calibri" w:eastAsia="Calibri" w:hAnsi="Calibri"/>
-                <w:b/>
-                <w:bCs/>
-                <w:color w:val="1F1F1F"/>
-                <w:sz w:val="21"/>
-                <w:szCs w:val="21"/>
-              </w:rPr>
-              <w:t xml:space="preserve">4.  </w:t>
-            </w:r>
-            <w:r>
-              <w:rPr>
-                <w:rFonts w:ascii="Calibri" w:cs="Calibri" w:eastAsia="Calibri" w:hAnsi="Calibri"/>
-                <w:color w:val="1F1F1F"/>
-                <w:sz w:val="21"/>
-                <w:szCs w:val="21"/>
-              </w:rPr>
-              <w:t xml:space="preserve">Section 5.2 adds that Client Property never rides in a personal vehicle unless Havellin directs it in writing, and says what hired and non-owned auto coverage does and does not cover on such a trip.</w:t>
-            </w:r>
-          </w:p>
-          <w:p>
-            <w:pPr>
-              <w:spacing w:after="70" w:line="264"/>
-              <w:ind w:left="360" w:hanging="360"/>
-              <w:jc w:val="left"/>
-            </w:pPr>
-            <w:r>
-              <w:rPr>
-                <w:rFonts w:ascii="Calibri" w:cs="Calibri" w:eastAsia="Calibri" w:hAnsi="Calibri"/>
-                <w:b/>
-                <w:bCs/>
-                <w:color w:val="1F1F1F"/>
-                <w:sz w:val="21"/>
-                <w:szCs w:val="21"/>
-              </w:rPr>
-              <w:t xml:space="preserve">5.  </w:t>
-            </w:r>
-            <w:r>
-              <w:rPr>
-                <w:rFonts w:ascii="Calibri" w:cs="Calibri" w:eastAsia="Calibri" w:hAnsi="Calibri"/>
-                <w:color w:val="1F1F1F"/>
-                <w:sz w:val="21"/>
-                <w:szCs w:val="21"/>
-              </w:rPr>
-              <w:t xml:space="preserve">Section 6 is rewritten: 6.1 not an employee, no benefits; 6.2 Havellin's policies, what they protect and what they do not, with the requested limits in brackets; 6.3 workers' compensation, with the bracketed alternative for the broker and Florida law deciding coverage; 6.4 the contractor's own insurance and the occupational accident recommendation; 6.5 assumption of risk (6.3 in Version 1.1). The initials line stays.</w:t>
-            </w:r>
-          </w:p>
-          <w:p>
-            <w:pPr>
-              <w:spacing w:after="70" w:line="264"/>
-              <w:ind w:left="360" w:hanging="360"/>
-              <w:jc w:val="left"/>
-            </w:pPr>
-            <w:r>
-              <w:rPr>
-                <w:rFonts w:ascii="Calibri" w:cs="Calibri" w:eastAsia="Calibri" w:hAnsi="Calibri"/>
-                <w:b/>
-                <w:bCs/>
-                <w:color w:val="1F1F1F"/>
-                <w:sz w:val="21"/>
-                <w:szCs w:val="21"/>
-              </w:rPr>
-              <w:t xml:space="preserve">6.  </w:t>
-            </w:r>
-            <w:r>
-              <w:rPr>
-                <w:rFonts w:ascii="Calibri" w:cs="Calibri" w:eastAsia="Calibri" w:hAnsi="Calibri"/>
-                <w:color w:val="1F1F1F"/>
-                <w:sz w:val="21"/>
-                <w:szCs w:val="21"/>
-              </w:rPr>
-              <w:t xml:space="preserve">Section 12 drops clause (e), the contractor's indemnity for the contractor's own injury. The gross negligence carve-out stays.</w:t>
-            </w:r>
-          </w:p>
-          <w:p>
-            <w:pPr>
-              <w:spacing w:after="70" w:line="264"/>
-              <w:ind w:left="360" w:hanging="360"/>
-              <w:jc w:val="left"/>
-            </w:pPr>
-            <w:r>
-              <w:rPr>
-                <w:rFonts w:ascii="Calibri" w:cs="Calibri" w:eastAsia="Calibri" w:hAnsi="Calibri"/>
-                <w:b/>
-                <w:bCs/>
-                <w:color w:val="1F1F1F"/>
-                <w:sz w:val="21"/>
-                <w:szCs w:val="21"/>
-              </w:rPr>
-              <w:t xml:space="preserve">7.  </w:t>
-            </w:r>
-            <w:r>
-              <w:rPr>
-                <w:rFonts w:ascii="Calibri" w:cs="Calibri" w:eastAsia="Calibri" w:hAnsi="Calibri"/>
-                <w:color w:val="1F1F1F"/>
-                <w:sz w:val="21"/>
-                <w:szCs w:val="21"/>
-              </w:rPr>
-              <w:t xml:space="preserve">Section 14.3 adds a breach of the Estate Firearms Protocol and an unreported incident as grounds for immediate termination.</w:t>
-            </w:r>
-          </w:p>
-          <w:p>
-            <w:pPr>
-              <w:spacing w:after="70" w:line="264"/>
-              <w:ind w:left="360" w:hanging="360"/>
-              <w:jc w:val="left"/>
-            </w:pPr>
-            <w:r>
-              <w:rPr>
-                <w:rFonts w:ascii="Calibri" w:cs="Calibri" w:eastAsia="Calibri" w:hAnsi="Calibri"/>
-                <w:b/>
-                <w:bCs/>
-                <w:color w:val="1F1F1F"/>
-                <w:sz w:val="21"/>
-                <w:szCs w:val="21"/>
-              </w:rPr>
-              <w:t xml:space="preserve">8.  </w:t>
-            </w:r>
-            <w:r>
-              <w:rPr>
-                <w:rFonts w:ascii="Calibri" w:cs="Calibri" w:eastAsia="Calibri" w:hAnsi="Calibri"/>
-                <w:color w:val="1F1F1F"/>
-                <w:sz w:val="21"/>
-                <w:szCs w:val="21"/>
-              </w:rPr>
-              <w:t xml:space="preserve">Schedule A records the W-9, the background check consent and the Section 6 initials by date.</w:t>
-            </w:r>
-          </w:p>
-          <w:p>
-            <w:pPr>
-              <w:spacing w:after="70" w:line="264"/>
-              <w:ind w:left="360" w:hanging="360"/>
-              <w:jc w:val="left"/>
-            </w:pPr>
-            <w:r>
-              <w:rPr>
-                <w:rFonts w:ascii="Calibri" w:cs="Calibri" w:eastAsia="Calibri" w:hAnsi="Calibri"/>
-                <w:b/>
-                <w:bCs/>
-                <w:color w:val="1F1F1F"/>
-                <w:sz w:val="21"/>
-                <w:szCs w:val="21"/>
-              </w:rPr>
-              <w:t xml:space="preserve">9.  </w:t>
-            </w:r>
-            <w:r>
-              <w:rPr>
-                <w:rFonts w:ascii="Calibri" w:cs="Calibri" w:eastAsia="Calibri" w:hAnsi="Calibri"/>
-                <w:color w:val="1F1F1F"/>
-                <w:sz w:val="21"/>
-                <w:szCs w:val="21"/>
-              </w:rPr>
-              <w:t xml:space="preserve">The executive summary is aligned with the body.</w:t>
-            </w:r>
-          </w:p>
-          <w:p>
-            <w:pPr>
-              <w:spacing w:after="70" w:line="264"/>
-              <w:ind w:left="360" w:hanging="360"/>
-              <w:jc w:val="left"/>
-            </w:pPr>
-            <w:r>
-              <w:rPr>
-                <w:rFonts w:ascii="Calibri" w:cs="Calibri" w:eastAsia="Calibri" w:hAnsi="Calibri"/>
-                <w:b/>
-                <w:bCs/>
-                <w:color w:val="1F1F1F"/>
-                <w:sz w:val="21"/>
-                <w:szCs w:val="21"/>
-              </w:rPr>
-              <w:t xml:space="preserve">10.  </w:t>
-            </w:r>
-            <w:r>
-              <w:rPr>
-                <w:rFonts w:ascii="Calibri" w:cs="Calibri" w:eastAsia="Calibri" w:hAnsi="Calibri"/>
-                <w:color w:val="1F1F1F"/>
-                <w:sz w:val="21"/>
-                <w:szCs w:val="21"/>
-              </w:rPr>
-              <w:t xml:space="preserve">Every clause not listed here is unchanged from Version 1.1.</w:t>
-            </w:r>
-          </w:p>
-        </w:tc>
-      </w:tr>
-    </w:tbl>
     <w:sectPr>
       <w:headerReference w:type="default" r:id="rId7"/>
       <w:footerReference w:type="default" r:id="rId8"/>
